--- a/public/Brittne Valdivia - 2026 SWE Resume.docx
+++ b/public/Brittne Valdivia - 2026 SWE Resume.docx
@@ -85,24 +85,34 @@
         </w:rPr>
         <w:t xml:space="preserve"> | Bellevue, WA | </w:t>
       </w:r>
+      <w:r>
+        <w:fldChar w:fldCharType="begin"/>
+      </w:r>
+      <w:r>
+        <w:instrText>HYPERLINK "https://brittnevaldivia.com/"</w:instrText>
+      </w:r>
+      <w:r>
+        <w:fldChar w:fldCharType="separate"/>
+      </w:r>
+      <w:r>
+        <w:rPr>
+          <w:rStyle w:val="Hyperlink"/>
+          <w:sz w:val="21"/>
+          <w:szCs w:val="21"/>
+        </w:rPr>
+        <w:t>PORTFOLIO</w:t>
+      </w:r>
+      <w:r>
+        <w:fldChar w:fldCharType="end"/>
+      </w:r>
+      <w:r>
+        <w:rPr>
+          <w:sz w:val="21"/>
+          <w:szCs w:val="21"/>
+        </w:rPr>
+        <w:t xml:space="preserve"> |</w:t>
+      </w:r>
       <w:hyperlink r:id="rId6" w:history="1">
-        <w:r>
-          <w:rPr>
-            <w:rStyle w:val="Hyperlink"/>
-            <w:sz w:val="21"/>
-            <w:szCs w:val="21"/>
-          </w:rPr>
-          <w:t>PORTFOLIO</w:t>
-        </w:r>
-      </w:hyperlink>
-      <w:r>
-        <w:rPr>
-          <w:sz w:val="21"/>
-          <w:szCs w:val="21"/>
-        </w:rPr>
-        <w:t xml:space="preserve"> |</w:t>
-      </w:r>
-      <w:hyperlink r:id="rId7" w:history="1">
         <w:r>
           <w:rPr>
             <w:rStyle w:val="Hyperlink"/>
@@ -119,7 +129,7 @@
         </w:rPr>
         <w:t xml:space="preserve"> | </w:t>
       </w:r>
-      <w:hyperlink r:id="rId8" w:history="1">
+      <w:hyperlink r:id="rId7" w:history="1">
         <w:r>
           <w:rPr>
             <w:rStyle w:val="Hyperlink"/>
@@ -3755,6 +3765,18 @@
       <w:shd w:val="clear" w:color="auto" w:fill="E1DFDD"/>
     </w:rPr>
   </w:style>
+  <w:style w:type="character" w:styleId="FollowedHyperlink">
+    <w:name w:val="FollowedHyperlink"/>
+    <w:basedOn w:val="DefaultParagraphFont"/>
+    <w:uiPriority w:val="99"/>
+    <w:semiHidden/>
+    <w:unhideWhenUsed/>
+    <w:rsid w:val="00C572A5"/>
+    <w:rPr>
+      <w:color w:val="96607D" w:themeColor="followedHyperlink"/>
+      <w:u w:val="single"/>
+    </w:rPr>
+  </w:style>
 </w:styles>
 </file>
 
